--- a/S2/R2.04 - Communication et fonctionnement bas niveau/TP/TP3/Rapport.docx
+++ b/S2/R2.04 - Communication et fonctionnement bas niveau/TP/TP3/Rapport.docx
@@ -3,8 +3,13 @@
 <w:document xmlns:wpc="http://schemas.microsoft.com/office/word/2010/wordprocessingCanvas" xmlns:cx="http://schemas.microsoft.com/office/drawing/2014/chartex" xmlns:cx1="http://schemas.microsoft.com/office/drawing/2015/9/8/chartex" xmlns:cx2="http://schemas.microsoft.com/office/drawing/2015/10/21/chartex" xmlns:cx3="http://schemas.microsoft.com/office/drawing/2016/5/9/chartex" xmlns:cx4="http://schemas.microsoft.com/office/drawing/2016/5/10/chartex" xmlns:cx5="http://schemas.microsoft.com/office/drawing/2016/5/11/chartex" xmlns:cx6="http://schemas.microsoft.com/office/drawing/2016/5/12/chartex" xmlns:cx7="http://schemas.microsoft.com/office/drawing/2016/5/13/chartex" xmlns:cx8="http://schemas.microsoft.com/office/drawing/2016/5/14/chartex" xmlns:mc="http://schemas.openxmlformats.org/markup-compatibility/2006" xmlns:aink="http://schemas.microsoft.com/office/drawing/2016/ink" xmlns:am3d="http://schemas.microsoft.com/office/drawing/2017/model3d" xmlns:o="urn:schemas-microsoft-com:office:office" xmlns:oel="http://schemas.microsoft.com/office/2019/extlst" xmlns:r="http://schemas.openxmlformats.org/officeDocument/2006/relationships" xmlns:m="http://schemas.openxmlformats.org/officeDocument/2006/math" xmlns:v="urn:schemas-microsoft-com:vml" xmlns:wp14="http://schemas.microsoft.com/office/word/2010/wordprocessingDrawing" xmlns:wp="http://schemas.openxmlformats.org/drawingml/2006/wordprocessingDrawing" xmlns:w10="urn:schemas-microsoft-com:office:word" xmlns:w="http://schemas.openxmlformats.org/wordprocessingml/2006/main" xmlns:w14="http://schemas.microsoft.com/office/word/2010/wordml" xmlns:w15="http://schemas.microsoft.com/office/word/2012/wordml" xmlns:w16cex="http://schemas.microsoft.com/office/word/2018/wordml/cex" xmlns:w16cid="http://schemas.microsoft.com/office/word/2016/wordml/cid" xmlns:w16="http://schemas.microsoft.com/office/word/2018/wordml" xmlns:w16du="http://schemas.microsoft.com/office/word/2023/wordml/word16du" xmlns:w16sdtdh="http://schemas.microsoft.com/office/word/2020/wordml/sdtdatahash" xmlns:w16sdtfl="http://schemas.microsoft.com/office/word/2024/wordml/sdtformatlock" xmlns:w16se="http://schemas.microsoft.com/office/word/2015/wordml/symex" xmlns:wpg="http://schemas.microsoft.com/office/word/2010/wordprocessingGroup" xmlns:wpi="http://schemas.microsoft.com/office/word/2010/wordprocessingInk" xmlns:wne="http://schemas.microsoft.com/office/word/2006/wordml" xmlns:wps="http://schemas.microsoft.com/office/word/2010/wordprocessingShape" mc:Ignorable="w14 w15 w16se w16cid w16 w16cex w16sdtdh w16sdtfl w16du wp14">
   <w:body>
     <w:p>
+      <w:proofErr w:type="gramStart"/>
       <w:r>
-        <w:t xml:space="preserve">1 ) </w:t>
+        <w:t>1 )</w:t>
+      </w:r>
+      <w:proofErr w:type="gramEnd"/>
+      <w:r>
+        <w:t xml:space="preserve"> </w:t>
       </w:r>
     </w:p>
     <w:p>
@@ -30,11 +35,6 @@
         <w:t xml:space="preserve">d) </w:t>
       </w:r>
     </w:p>
-    <w:p>
-      <w:r>
-        <w:t>Voici un tableau formaté que tu peux copier-coller directement dans Word.</w:t>
-      </w:r>
-    </w:p>
     <w:tbl>
       <w:tblPr>
         <w:tblStyle w:val="Grilledutableau"/>
@@ -124,8 +124,13 @@
             <w:pPr>
               <w:spacing w:after="160" w:line="278" w:lineRule="auto"/>
             </w:pPr>
-            <w:r>
-              <w:t>couleur[0][0]</w:t>
+            <w:proofErr w:type="gramStart"/>
+            <w:r>
+              <w:t>couleur[</w:t>
+            </w:r>
+            <w:proofErr w:type="gramEnd"/>
+            <w:r>
+              <w:t>0][0]</w:t>
             </w:r>
           </w:p>
         </w:tc>
@@ -168,8 +173,13 @@
             <w:pPr>
               <w:spacing w:after="160" w:line="278" w:lineRule="auto"/>
             </w:pPr>
-            <w:r>
-              <w:t>couleur[0][1]</w:t>
+            <w:proofErr w:type="gramStart"/>
+            <w:r>
+              <w:t>couleur[</w:t>
+            </w:r>
+            <w:proofErr w:type="gramEnd"/>
+            <w:r>
+              <w:t>0][1]</w:t>
             </w:r>
           </w:p>
         </w:tc>
@@ -212,8 +222,13 @@
             <w:pPr>
               <w:spacing w:after="160" w:line="278" w:lineRule="auto"/>
             </w:pPr>
-            <w:r>
-              <w:t>couleur[1][0]</w:t>
+            <w:proofErr w:type="gramStart"/>
+            <w:r>
+              <w:t>couleur[</w:t>
+            </w:r>
+            <w:proofErr w:type="gramEnd"/>
+            <w:r>
+              <w:t>1][0]</w:t>
             </w:r>
           </w:p>
         </w:tc>
@@ -256,8 +271,13 @@
             <w:pPr>
               <w:spacing w:after="160" w:line="278" w:lineRule="auto"/>
             </w:pPr>
-            <w:r>
-              <w:t>couleur[0]</w:t>
+            <w:proofErr w:type="gramStart"/>
+            <w:r>
+              <w:t>couleur[</w:t>
+            </w:r>
+            <w:proofErr w:type="gramEnd"/>
+            <w:r>
+              <w:t>0]</w:t>
             </w:r>
           </w:p>
         </w:tc>
@@ -300,8 +320,13 @@
             <w:pPr>
               <w:spacing w:after="160" w:line="278" w:lineRule="auto"/>
             </w:pPr>
-            <w:r>
-              <w:t>couleur[1]</w:t>
+            <w:proofErr w:type="gramStart"/>
+            <w:r>
+              <w:t>couleur[</w:t>
+            </w:r>
+            <w:proofErr w:type="gramEnd"/>
+            <w:r>
+              <w:t>1]</w:t>
             </w:r>
           </w:p>
         </w:tc>
@@ -344,36 +369,54 @@
             <w:pPr>
               <w:spacing w:after="160" w:line="278" w:lineRule="auto"/>
             </w:pPr>
+            <w:proofErr w:type="gramStart"/>
             <w:r>
               <w:t>couleur</w:t>
             </w:r>
-          </w:p>
-        </w:tc>
-        <w:tc>
-          <w:tcPr>
-            <w:tcW w:w="0" w:type="auto"/>
-            <w:hideMark/>
-          </w:tcPr>
-          <w:p>
-            <w:pPr>
-              <w:spacing w:after="160" w:line="278" w:lineRule="auto"/>
-            </w:pPr>
-            <w:r>
-              <w:t>Adresse du premier élément du tableau (couleur[0])</w:t>
-            </w:r>
-          </w:p>
-        </w:tc>
-        <w:tc>
-          <w:tcPr>
-            <w:tcW w:w="0" w:type="auto"/>
-            <w:hideMark/>
-          </w:tcPr>
-          <w:p>
-            <w:pPr>
-              <w:spacing w:after="160" w:line="278" w:lineRule="auto"/>
-            </w:pPr>
-            <w:r>
-              <w:t>Pointeur vers couleur[0]</w:t>
+            <w:proofErr w:type="gramEnd"/>
+          </w:p>
+        </w:tc>
+        <w:tc>
+          <w:tcPr>
+            <w:tcW w:w="0" w:type="auto"/>
+            <w:hideMark/>
+          </w:tcPr>
+          <w:p>
+            <w:pPr>
+              <w:spacing w:after="160" w:line="278" w:lineRule="auto"/>
+            </w:pPr>
+            <w:r>
+              <w:t>Adresse du premier élément du tableau (</w:t>
+            </w:r>
+            <w:proofErr w:type="gramStart"/>
+            <w:r>
+              <w:t>couleur[</w:t>
+            </w:r>
+            <w:proofErr w:type="gramEnd"/>
+            <w:r>
+              <w:t>0])</w:t>
+            </w:r>
+          </w:p>
+        </w:tc>
+        <w:tc>
+          <w:tcPr>
+            <w:tcW w:w="0" w:type="auto"/>
+            <w:hideMark/>
+          </w:tcPr>
+          <w:p>
+            <w:pPr>
+              <w:spacing w:after="160" w:line="278" w:lineRule="auto"/>
+            </w:pPr>
+            <w:r>
+              <w:t xml:space="preserve">Pointeur vers </w:t>
+            </w:r>
+            <w:proofErr w:type="gramStart"/>
+            <w:r>
+              <w:t>couleur[</w:t>
+            </w:r>
+            <w:proofErr w:type="gramEnd"/>
+            <w:r>
+              <w:t>0]</w:t>
             </w:r>
           </w:p>
         </w:tc>
@@ -388,22 +431,35 @@
             <w:pPr>
               <w:spacing w:after="160" w:line="278" w:lineRule="auto"/>
             </w:pPr>
-            <w:r>
-              <w:t>couleur + 1</w:t>
-            </w:r>
-          </w:p>
-        </w:tc>
-        <w:tc>
-          <w:tcPr>
-            <w:tcW w:w="0" w:type="auto"/>
-            <w:hideMark/>
-          </w:tcPr>
-          <w:p>
-            <w:pPr>
-              <w:spacing w:after="160" w:line="278" w:lineRule="auto"/>
-            </w:pPr>
-            <w:r>
-              <w:t>Adresse du deuxième élément (couleur[1])</w:t>
+            <w:proofErr w:type="gramStart"/>
+            <w:r>
+              <w:t>couleur</w:t>
+            </w:r>
+            <w:proofErr w:type="gramEnd"/>
+            <w:r>
+              <w:t xml:space="preserve"> + 1</w:t>
+            </w:r>
+          </w:p>
+        </w:tc>
+        <w:tc>
+          <w:tcPr>
+            <w:tcW w:w="0" w:type="auto"/>
+            <w:hideMark/>
+          </w:tcPr>
+          <w:p>
+            <w:pPr>
+              <w:spacing w:after="160" w:line="278" w:lineRule="auto"/>
+            </w:pPr>
+            <w:r>
+              <w:t>Adresse du deuxième élément (</w:t>
+            </w:r>
+            <w:proofErr w:type="gramStart"/>
+            <w:r>
+              <w:t>couleur[</w:t>
+            </w:r>
+            <w:proofErr w:type="gramEnd"/>
+            <w:r>
+              <w:t>1])</w:t>
             </w:r>
           </w:p>
         </w:tc>
@@ -433,7 +489,15 @@
               <w:spacing w:after="160" w:line="278" w:lineRule="auto"/>
             </w:pPr>
             <w:r>
-              <w:t>*couleur[0]</w:t>
+              <w:t>*</w:t>
+            </w:r>
+            <w:proofErr w:type="gramStart"/>
+            <w:r>
+              <w:t>couleur[</w:t>
+            </w:r>
+            <w:proofErr w:type="gramEnd"/>
+            <w:r>
+              <w:t>0]</w:t>
             </w:r>
           </w:p>
         </w:tc>
@@ -477,7 +541,15 @@
               <w:spacing w:after="160" w:line="278" w:lineRule="auto"/>
             </w:pPr>
             <w:r>
-              <w:t>*couleur[1]</w:t>
+              <w:t>*</w:t>
+            </w:r>
+            <w:proofErr w:type="gramStart"/>
+            <w:r>
+              <w:t>couleur[</w:t>
+            </w:r>
+            <w:proofErr w:type="gramEnd"/>
+            <w:r>
+              <w:t>1]</w:t>
             </w:r>
           </w:p>
         </w:tc>
@@ -535,7 +607,15 @@
               <w:spacing w:after="160" w:line="278" w:lineRule="auto"/>
             </w:pPr>
             <w:r>
-              <w:t>Équivaut à couleur[1] (adresse de "vert")</w:t>
+              <w:t xml:space="preserve">Équivaut à </w:t>
+            </w:r>
+            <w:proofErr w:type="gramStart"/>
+            <w:r>
+              <w:t>couleur[</w:t>
+            </w:r>
+            <w:proofErr w:type="gramEnd"/>
+            <w:r>
+              <w:t>1] (adresse de "vert")</w:t>
             </w:r>
           </w:p>
         </w:tc>
@@ -579,7 +659,15 @@
               <w:spacing w:after="160" w:line="278" w:lineRule="auto"/>
             </w:pPr>
             <w:r>
-              <w:t>Équivaut à couleur[0][0] (premier caractère de "rouge")</w:t>
+              <w:t xml:space="preserve">Équivaut à </w:t>
+            </w:r>
+            <w:proofErr w:type="gramStart"/>
+            <w:r>
+              <w:t>couleur[</w:t>
+            </w:r>
+            <w:proofErr w:type="gramEnd"/>
+            <w:r>
+              <w:t>0][0] (premier caractère de "rouge")</w:t>
             </w:r>
           </w:p>
         </w:tc>
